--- a/Fase 2/Evidencias Grupales/2.6_Acevedo_Sebastian_Espinoza_Martin_Fernandez_Jeremias_InformeFinal_Aprueba_ModuloPreguntas.docx
+++ b/Fase 2/Evidencias Grupales/2.6_Acevedo_Sebastian_Espinoza_Martin_Fernandez_Jeremias_InformeFinal_Aprueba_ModuloPreguntas.docx
@@ -1864,6 +1864,25 @@
         <w:t xml:space="preserve">El proyecto se desarrolla en la asignatura Capstone de la carrera de Ingeniería en Informática de Duoc UC, sede San Bernardo, durante el segundo semestre de 2026, con la empresa Alloxentric como organización contraparte. Aprueba, el producto de la empresa, se construye entre seis equipos; el Grupo 9 corresponde al equipo de administración de preguntas de la aplicación.</w:t>
       </w:r>
     </w:p>
+    <w:p>
+      <w:pPr>
+        <w:keepNext/>
+        <w:spacing w:after="200" w:lineRule="auto"/>
+        <w:jc w:val="center"/>
+        <w:rPr/>
+      </w:pPr>
+      <w:r>
+        <w:rPr>
+          <w:i w:val="1"/>
+          <w:iCs w:val="1"/>
+          <w:color w:val="000000"/>
+          <w:sz w:val="18"/>
+          <w:szCs w:val="18"/>
+          <w:rtl w:val="0"/>
+        </w:rPr>
+        <w:t>Tabla 1. Identificación del proyecto. Elaborada por el equipo.</w:t>
+      </w:r>
+    </w:p>
     <w:tbl>
       <w:tblPr>
         <w:tblStyle w:val="Table2"/>
@@ -4090,6 +4109,25 @@
           <w:rtl w:val="0"/>
         </w:rPr>
         <w:t xml:space="preserve">La documentación se mantiene versionada y se actualiza al cierre de cada iteración. Los documentos vigentes al 26 de octubre de 2026 son los siguientes:</w:t>
+      </w:r>
+    </w:p>
+    <w:p>
+      <w:pPr>
+        <w:keepNext/>
+        <w:spacing w:after="200" w:lineRule="auto"/>
+        <w:jc w:val="center"/>
+        <w:rPr/>
+      </w:pPr>
+      <w:r>
+        <w:rPr>
+          <w:i w:val="1"/>
+          <w:iCs w:val="1"/>
+          <w:color w:val="000000"/>
+          <w:sz w:val="18"/>
+          <w:szCs w:val="18"/>
+          <w:rtl w:val="0"/>
+        </w:rPr>
+        <w:t>Tabla 2. Documentos vigentes del proyecto al 26 de octubre de 2026. Elaborada por el equipo.</w:t>
       </w:r>
     </w:p>
     <w:tbl>
@@ -6284,6 +6322,25 @@
           <w:rtl w:val="0"/>
         </w:rPr>
         <w:t xml:space="preserve">De los catorce servicios del módulo, once se encuentran en producción, dos están en desarrollo en la iteración 8 y uno está planificado para la iteración 9:</w:t>
+      </w:r>
+    </w:p>
+    <w:p>
+      <w:pPr>
+        <w:keepNext/>
+        <w:spacing w:after="200" w:lineRule="auto"/>
+        <w:jc w:val="center"/>
+        <w:rPr/>
+      </w:pPr>
+      <w:r>
+        <w:rPr>
+          <w:i w:val="1"/>
+          <w:iCs w:val="1"/>
+          <w:color w:val="000000"/>
+          <w:sz w:val="18"/>
+          <w:szCs w:val="18"/>
+          <w:rtl w:val="0"/>
+        </w:rPr>
+        <w:t>Tabla 3. Estado de los servicios del módulo al 26 de octubre de 2026. Elaborada por el equipo.</w:t>
       </w:r>
     </w:p>
     <w:tbl>
